--- a/Bases de Datos II/Kit docente/Clase 14/Guia aplicacion Parcial 3 - Clase 14.docx
+++ b/Bases de Datos II/Kit docente/Clase 14/Guia aplicacion Parcial 3 - Clase 14.docx
@@ -739,7 +739,7 @@
                 <w:color w:val="4A4A49"/>
                 <w:sz w:val="20"/>
               </w:rPr>
-              <w:t>diapositiva 3</w:t>
+              <w:t>diapositiva 2</w:t>
             </w:r>
             <w:r>
               <w:rPr>
@@ -823,7 +823,7 @@
                 <w:color w:val="4A4A49"/>
                 <w:sz w:val="20"/>
               </w:rPr>
-              <w:t>diapositiva 3</w:t>
+              <w:t>diapositiva 2</w:t>
             </w:r>
             <w:r>
               <w:rPr>

--- a/Bases de Datos II/Kit docente/Clase 14/Guia aplicacion Parcial 3 - Clase 14.docx
+++ b/Bases de Datos II/Kit docente/Clase 14/Guia aplicacion Parcial 3 - Clase 14.docx
@@ -1038,7 +1038,7 @@
           <w:color w:val="4A4A49"/>
           <w:sz w:val="22"/>
         </w:rPr>
-        <w:t>No se responde, en este parcial: «¿embeber la contraseña en el codigo pasa si el repo es privado?» · «¿hay que validar las entradas de la API?» · «¿esta opcion es la correcta?».</w:t>
+        <w:t>No se responde, en este parcial: «¿escribir la contraseña dentro del codigo pasa si el repo es privado?» · «¿hay que validar las entradas de la API?» · «¿esta opcion es la correcta?».</w:t>
       </w:r>
     </w:p>
     <w:p>
@@ -1102,7 +1102,7 @@
           <w:color w:val="4A4A49"/>
           <w:sz w:val="22"/>
         </w:rPr>
-        <w:t xml:space="preserve"> «¿embeber la contraseña en el codigo pasa si el repo es privado?» es</w:t>
+        <w:t xml:space="preserve"> «¿escribir la contraseña dentro del codigo pasa si el repo es privado?» es</w:t>
       </w:r>
     </w:p>
     <w:p>
